--- a/Testes-Interprise/RelátorioTestesCalculadoraPremium.docx
+++ b/Testes-Interprise/RelátorioTestesCalculadoraPremium.docx
@@ -127,19 +127,7 @@
           <w:sz w:val="20"/>
           <w:szCs w:val="20"/>
         </w:rPr>
-        <w:t xml:space="preserve"> Spielman</w:t>
-      </w:r>
-      <w:bookmarkStart w:id="0" w:name="_GoBack"/>
-      <w:bookmarkEnd w:id="0"/>
-      <w:r>
-        <w:rPr>
-          <w:i/>
-          <w:iCs/>
-          <w:color w:val="999999"/>
-          <w:sz w:val="20"/>
-          <w:szCs w:val="20"/>
-        </w:rPr>
-        <w:t>n</w:t>
+        <w:t xml:space="preserve"> Spielmann</w:t>
       </w:r>
     </w:p>
     <w:p>
@@ -202,12 +190,6 @@
         <w:gridCol w:w="1695"/>
       </w:tblGrid>
       <w:tr>
-        <w:tblPrEx>
-          <w:tblCellMar>
-            <w:top w:w="0" w:type="dxa"/>
-            <w:bottom w:w="0" w:type="dxa"/>
-          </w:tblCellMar>
-        </w:tblPrEx>
         <w:trPr>
           <w:trHeight w:val="766"/>
           <w:tblHeader/>
@@ -431,12 +413,6 @@
         </w:tc>
       </w:tr>
       <w:tr>
-        <w:tblPrEx>
-          <w:tblCellMar>
-            <w:top w:w="0" w:type="dxa"/>
-            <w:bottom w:w="0" w:type="dxa"/>
-          </w:tblCellMar>
-        </w:tblPrEx>
         <w:trPr>
           <w:trHeight w:val="1426"/>
         </w:trPr>
@@ -566,6 +542,11 @@
             </w:tcMar>
           </w:tcPr>
           <w:p>
+            <w:pPr>
+              <w:rPr>
+                <w:u w:val="single"/>
+              </w:rPr>
+            </w:pPr>
             <w:r>
               <w:rPr>
                 <w:sz w:val="20"/>
@@ -573,6 +554,8 @@
               </w:rPr>
               <w:t>Chrome / Windows</w:t>
             </w:r>
+            <w:bookmarkStart w:id="0" w:name="_GoBack"/>
+            <w:bookmarkEnd w:id="0"/>
           </w:p>
         </w:tc>
         <w:tc>
@@ -637,12 +620,6 @@
         </w:tc>
       </w:tr>
       <w:tr>
-        <w:tblPrEx>
-          <w:tblCellMar>
-            <w:top w:w="0" w:type="dxa"/>
-            <w:bottom w:w="0" w:type="dxa"/>
-          </w:tblCellMar>
-        </w:tblPrEx>
         <w:trPr>
           <w:trHeight w:val="1426"/>
         </w:trPr>
@@ -843,12 +820,6 @@
         </w:tc>
       </w:tr>
       <w:tr>
-        <w:tblPrEx>
-          <w:tblCellMar>
-            <w:top w:w="0" w:type="dxa"/>
-            <w:bottom w:w="0" w:type="dxa"/>
-          </w:tblCellMar>
-        </w:tblPrEx>
         <w:trPr>
           <w:trHeight w:val="1411"/>
         </w:trPr>
@@ -1049,12 +1020,6 @@
         </w:tc>
       </w:tr>
       <w:tr>
-        <w:tblPrEx>
-          <w:tblCellMar>
-            <w:top w:w="0" w:type="dxa"/>
-            <w:bottom w:w="0" w:type="dxa"/>
-          </w:tblCellMar>
-        </w:tblPrEx>
         <w:trPr>
           <w:trHeight w:val="1426"/>
         </w:trPr>
@@ -1255,12 +1220,6 @@
         </w:tc>
       </w:tr>
       <w:tr>
-        <w:tblPrEx>
-          <w:tblCellMar>
-            <w:top w:w="0" w:type="dxa"/>
-            <w:bottom w:w="0" w:type="dxa"/>
-          </w:tblCellMar>
-        </w:tblPrEx>
         <w:trPr>
           <w:trHeight w:val="1656"/>
         </w:trPr>
@@ -1461,12 +1420,6 @@
         </w:tc>
       </w:tr>
       <w:tr>
-        <w:tblPrEx>
-          <w:tblCellMar>
-            <w:top w:w="0" w:type="dxa"/>
-            <w:bottom w:w="0" w:type="dxa"/>
-          </w:tblCellMar>
-        </w:tblPrEx>
         <w:trPr>
           <w:trHeight w:val="1671"/>
         </w:trPr>
@@ -1748,12 +1701,6 @@
         <w:gridCol w:w="1642"/>
       </w:tblGrid>
       <w:tr>
-        <w:tblPrEx>
-          <w:tblCellMar>
-            <w:top w:w="0" w:type="dxa"/>
-            <w:bottom w:w="0" w:type="dxa"/>
-          </w:tblCellMar>
-        </w:tblPrEx>
         <w:trPr>
           <w:trHeight w:val="500"/>
           <w:tblHeader/>
@@ -1977,12 +1924,6 @@
         </w:tc>
       </w:tr>
       <w:tr>
-        <w:tblPrEx>
-          <w:tblCellMar>
-            <w:top w:w="0" w:type="dxa"/>
-            <w:bottom w:w="0" w:type="dxa"/>
-          </w:tblCellMar>
-        </w:tblPrEx>
         <w:trPr>
           <w:trHeight w:val="1639"/>
         </w:trPr>
@@ -2188,12 +2129,6 @@
         </w:tc>
       </w:tr>
       <w:tr>
-        <w:tblPrEx>
-          <w:tblCellMar>
-            <w:top w:w="0" w:type="dxa"/>
-            <w:bottom w:w="0" w:type="dxa"/>
-          </w:tblCellMar>
-        </w:tblPrEx>
         <w:trPr>
           <w:trHeight w:val="2109"/>
         </w:trPr>
@@ -2394,12 +2329,6 @@
         </w:tc>
       </w:tr>
       <w:tr>
-        <w:tblPrEx>
-          <w:tblCellMar>
-            <w:top w:w="0" w:type="dxa"/>
-            <w:bottom w:w="0" w:type="dxa"/>
-          </w:tblCellMar>
-        </w:tblPrEx>
         <w:trPr>
           <w:trHeight w:val="2109"/>
         </w:trPr>
@@ -2600,12 +2529,6 @@
         </w:tc>
       </w:tr>
       <w:tr>
-        <w:tblPrEx>
-          <w:tblCellMar>
-            <w:top w:w="0" w:type="dxa"/>
-            <w:bottom w:w="0" w:type="dxa"/>
-          </w:tblCellMar>
-        </w:tblPrEx>
         <w:trPr>
           <w:trHeight w:val="1867"/>
         </w:trPr>
@@ -2806,12 +2729,6 @@
         </w:tc>
       </w:tr>
       <w:tr>
-        <w:tblPrEx>
-          <w:tblCellMar>
-            <w:top w:w="0" w:type="dxa"/>
-            <w:bottom w:w="0" w:type="dxa"/>
-          </w:tblCellMar>
-        </w:tblPrEx>
         <w:trPr>
           <w:trHeight w:val="1411"/>
         </w:trPr>
@@ -3013,12 +2930,6 @@
         </w:tc>
       </w:tr>
       <w:tr>
-        <w:tblPrEx>
-          <w:tblCellMar>
-            <w:top w:w="0" w:type="dxa"/>
-            <w:bottom w:w="0" w:type="dxa"/>
-          </w:tblCellMar>
-        </w:tblPrEx>
         <w:trPr>
           <w:trHeight w:val="1411"/>
         </w:trPr>
